--- a/ufm_engine/templates/figures/cert_tx_sig_waived.docx
+++ b/ufm_engine/templates/figures/cert_tx_sig_waived.docx
@@ -662,7 +662,7 @@
       </w:pPr>
       <w:sdt>
         <w:sdtPr>
-          <w:tag w:val="address_line1"/>
+          <w:tag w:val="reporter_address_line1"/>
           <w:alias w:val="Address Line 1"/>
           <w:showingPlcHdr/>
         </w:sdtPr>
@@ -683,7 +683,7 @@
       </w:pPr>
       <w:sdt>
         <w:sdtPr>
-          <w:tag w:val="city"/>
+          <w:tag w:val="reporter_city"/>
           <w:alias w:val="City"/>
           <w:showingPlcHdr/>
         </w:sdtPr>
@@ -702,7 +702,7 @@
       </w:r>
       <w:sdt>
         <w:sdtPr>
-          <w:tag w:val="state"/>
+          <w:tag w:val="reporter_state"/>
           <w:alias w:val="State"/>
           <w:showingPlcHdr/>
         </w:sdtPr>
@@ -721,7 +721,7 @@
       </w:r>
       <w:sdt>
         <w:sdtPr>
-          <w:tag w:val="zip"/>
+          <w:tag w:val="reporter_zip"/>
           <w:alias w:val="ZIP"/>
           <w:showingPlcHdr/>
         </w:sdtPr>
@@ -745,7 +745,7 @@
       </w:r>
       <w:sdt>
         <w:sdtPr>
-          <w:tag w:val="phone"/>
+          <w:tag w:val="reporter_phone"/>
           <w:alias w:val="Phone"/>
           <w:showingPlcHdr/>
         </w:sdtPr>
@@ -769,7 +769,7 @@
       </w:r>
       <w:sdt>
         <w:sdtPr>
-          <w:tag w:val="email"/>
+          <w:tag w:val="reporter_email"/>
           <w:alias w:val="Email"/>
           <w:showingPlcHdr/>
         </w:sdtPr>
